--- a/public/gallery/examples/ux-designer/de/resume.docx
+++ b/public/gallery/examples/ux-designer/de/resume.docx
@@ -66,7 +66,7 @@
         </w:rPr>
         <w:t xml:space="preserve">📧 </w:t>
       </w:r>
-      <w:hyperlink w:history="1" r:id="rIdjscrwzahhjnklnqy1k3mu">
+      <w:hyperlink w:history="1" r:id="rIdduzvjlke7vvvg4zh0xlm8">
         <w:r>
           <w:rPr>
             <w:sz w:val="18"/>
@@ -89,7 +89,7 @@
         </w:rPr>
         <w:t xml:space="preserve">🔗 </w:t>
       </w:r>
-      <w:hyperlink w:history="1" r:id="rIdaj9uqxfzlibp1q1fineew">
+      <w:hyperlink w:history="1" r:id="rIdyo3g5nydkistos0ml72ej">
         <w:r>
           <w:rPr>
             <w:sz w:val="18"/>
@@ -124,7 +124,7 @@
         <w:spacing w:after="200" w:line="276"/>
         <w:jc w:val="center"/>
       </w:pPr>
-      <w:hyperlink w:history="1" r:id="rIdarlhh-cfifazrxp7q1r_8">
+      <w:hyperlink w:history="1" r:id="rIdxksalgjhzdcg5_gpiah1e">
         <w:r>
           <w:rPr>
             <w:sz w:val="18"/>
@@ -140,7 +140,7 @@
         </w:rPr>
         <w:t xml:space="preserve"> • </w:t>
       </w:r>
-      <w:hyperlink w:history="1" r:id="rIdmlssqqxxsp7gervhf_u2m">
+      <w:hyperlink w:history="1" r:id="rId4xvcdjaezy5vzjfaeyx4g">
         <w:r>
           <w:rPr>
             <w:sz w:val="18"/>
@@ -156,7 +156,7 @@
         </w:rPr>
         <w:t xml:space="preserve"> • </w:t>
       </w:r>
-      <w:hyperlink w:history="1" r:id="rId7u1ru7zwxpijrytbxasri">
+      <w:hyperlink w:history="1" r:id="rId5gcm0pjcuqbxmu3zyormz">
         <w:r>
           <w:rPr>
             <w:sz w:val="18"/>
@@ -315,7 +315,7 @@
         </w:rPr>
         <w:t xml:space="preserve">	</w:t>
       </w:r>
-      <w:hyperlink w:history="1" r:id="rIdopknqwbatojfqxjsk2n3m">
+      <w:hyperlink w:history="1" r:id="rIdcclhrsehj3bpasoyw_5yk">
         <w:r>
           <w:rPr>
             <w:sz w:val="18"/>
@@ -497,7 +497,7 @@
         </w:rPr>
         <w:t xml:space="preserve">	</w:t>
       </w:r>
-      <w:hyperlink w:history="1" r:id="rIda_pbdqav05oltaf5vy_me">
+      <w:hyperlink w:history="1" r:id="rIdq3madqk2dxuezmtwbo1o-">
         <w:r>
           <w:rPr>
             <w:sz w:val="18"/>
@@ -679,7 +679,7 @@
         </w:rPr>
         <w:t xml:space="preserve">	</w:t>
       </w:r>
-      <w:hyperlink w:history="1" r:id="rIdhnzzuootesf1uad6syc0h">
+      <w:hyperlink w:history="1" r:id="rId_5vyozek1p0ahsjvqeatr">
         <w:r>
           <w:rPr>
             <w:sz w:val="18"/>
@@ -1124,7 +1124,7 @@
         </w:rPr>
         <w:t xml:space="preserve">	</w:t>
       </w:r>
-      <w:hyperlink w:history="1" r:id="rIdm6sia_rxq3lnngh_abbop">
+      <w:hyperlink w:history="1" r:id="rId6sej7mqeoj-fs0z_hfmvz">
         <w:r>
           <w:rPr>
             <w:sz w:val="18"/>
@@ -1190,7 +1190,7 @@
         </w:rPr>
         <w:t xml:space="preserve">	</w:t>
       </w:r>
-      <w:hyperlink w:history="1" r:id="rIdjlpxepuybg4ng5-gouj1d">
+      <w:hyperlink w:history="1" r:id="rIdyya32kcuy-1z5ojuuak6u">
         <w:r>
           <w:rPr>
             <w:sz w:val="18"/>
@@ -1275,7 +1275,7 @@
         </w:rPr>
         <w:t xml:space="preserve">	</w:t>
       </w:r>
-      <w:hyperlink w:history="1" r:id="rIdpvvnsnhgc9g8cinp2oedv">
+      <w:hyperlink w:history="1" r:id="rIdqmx43dyt9_dacgopwthng">
         <w:r>
           <w:rPr>
             <w:sz w:val="18"/>
@@ -1417,7 +1417,7 @@
         </w:rPr>
         <w:t xml:space="preserve">	</w:t>
       </w:r>
-      <w:hyperlink w:history="1" r:id="rIdik1a5pgwxwzbs4ch42-tp">
+      <w:hyperlink w:history="1" r:id="rIdymnyemvufmy2imush2uwq">
         <w:r>
           <w:rPr>
             <w:sz w:val="18"/>
@@ -1580,7 +1580,7 @@
         </w:rPr>
         <w:t xml:space="preserve">	</w:t>
       </w:r>
-      <w:hyperlink w:history="1" r:id="rIdzr4enrcfuyamdq42hahzv">
+      <w:hyperlink w:history="1" r:id="rIdfbqnzbtwql0sy7aoepcht">
         <w:r>
           <w:rPr>
             <w:sz w:val="18"/>
@@ -1825,7 +1825,7 @@
         </w:rPr>
         <w:t xml:space="preserve">	</w:t>
       </w:r>
-      <w:hyperlink w:history="1" r:id="rIdmwln8rpekjfrtmdqig3j6">
+      <w:hyperlink w:history="1" r:id="rIdzfr5mckeqvyuktxhqmg-q">
         <w:r>
           <w:rPr>
             <w:sz w:val="18"/>
